--- a/Biooil_Data_ML_Submission_Packages/01_Bioresource_Technology/06_DATA_AVAILABILITY_AND_SUPPLEMENT.docx
+++ b/Biooil_Data_ML_Submission_Packages/01_Bioresource_Technology/06_DATA_AVAILABILITY_AND_SUPPLEMENT.docx
@@ -339,7 +339,7 @@
 <file path=word/numbering.xml><?xml version="1.0" encoding="utf-8"?>
 <w:numbering xmlns:wpc="http://schemas.microsoft.com/office/word/2010/wordprocessingCanvas" xmlns:cx="http://schemas.microsoft.com/office/drawing/2014/chartex" xmlns:cx1="http://schemas.microsoft.com/office/drawing/2015/9/8/chartex" xmlns:cx2="http://schemas.microsoft.com/office/drawing/2015/10/21/chartex" xmlns:cx3="http://schemas.microsoft.com/office/drawing/2016/5/9/chartex" xmlns:cx4="http://schemas.microsoft.com/office/drawing/2016/5/10/chartex" xmlns:cx5="http://schemas.microsoft.com/office/drawing/2016/5/11/chartex" xmlns:cx6="http://schemas.microsoft.com/office/drawing/2016/5/12/chartex" xmlns:cx7="http://schemas.microsoft.com/office/drawing/2016/5/13/chartex" xmlns:cx8="http://schemas.microsoft.com/office/drawing/2016/5/14/chartex" xmlns:mc="http://schemas.openxmlformats.org/markup-compatibility/2006" xmlns:aink="http://schemas.microsoft.com/office/drawing/2016/ink" xmlns:am3d="http://schemas.microsoft.com/office/drawing/2017/model3d" xmlns:o="urn:schemas-microsoft-com:office:office" xmlns:oel="http://schemas.microsoft.com/office/2019/extlst" xmlns:r="http://schemas.openxmlformats.org/officeDocument/2006/relationships" xmlns:m="http://schemas.openxmlformats.org/officeDocument/2006/math" xmlns:v="urn:schemas-microsoft-com:vml" xmlns:wp14="http://schemas.microsoft.com/office/word/2010/wordprocessingDrawing" xmlns:wp="http://schemas.openxmlformats.org/drawingml/2006/wordprocessingDrawing" xmlns:w10="urn:schemas-microsoft-com:office:word" xmlns:w="http://schemas.openxmlformats.org/wordprocessingml/2006/main" xmlns:w14="http://schemas.microsoft.com/office/word/2010/wordml" xmlns:w15="http://schemas.microsoft.com/office/word/2012/wordml" xmlns:w16cex="http://schemas.microsoft.com/office/word/2018/wordml/cex" xmlns:w16cid="http://schemas.microsoft.com/office/word/2016/wordml/cid" xmlns:w16="http://schemas.microsoft.com/office/word/2018/wordml" xmlns:w16du="http://schemas.microsoft.com/office/word/2023/wordml/word16du" xmlns:w16sdtdh="http://schemas.microsoft.com/office/word/2020/wordml/sdtdatahash" xmlns:w16sdtfl="http://schemas.microsoft.com/office/word/2024/wordml/sdtformatlock" xmlns:w16se="http://schemas.microsoft.com/office/word/2015/wordml/symex" xmlns:wpg="http://schemas.microsoft.com/office/word/2010/wordprocessingGroup" xmlns:wpi="http://schemas.microsoft.com/office/word/2010/wordprocessingInk" xmlns:wne="http://schemas.microsoft.com/office/word/2006/wordml" xmlns:wps="http://schemas.microsoft.com/office/word/2010/wordprocessingShape" mc:Ignorable="w14 w15 w16se w16cid w16 w16cex w16sdtdh w16sdtfl w16du wp14">
   <w:abstractNum w:abstractNumId="0" w15:restartNumberingAfterBreak="0">
-    <w:nsid w:val="54B265A1"/>
+    <w:nsid w:val="2B895E57"/>
     <w:multiLevelType w:val="singleLevel"/>
     <w:tmpl w:val="04090001"/>
     <w:lvl w:ilvl="0">
@@ -356,7 +356,7 @@
     </w:lvl>
   </w:abstractNum>
   <w:abstractNum w:abstractNumId="1" w15:restartNumberingAfterBreak="0">
-    <w:nsid w:val="64043B25"/>
+    <w:nsid w:val="4D573D26"/>
     <w:multiLevelType w:val="singleLevel"/>
     <w:tmpl w:val="04090001"/>
     <w:lvl w:ilvl="0">
@@ -372,10 +372,10 @@
       </w:rPr>
     </w:lvl>
   </w:abstractNum>
-  <w:num w:numId="1" w16cid:durableId="1870877736">
+  <w:num w:numId="1" w16cid:durableId="70322413">
     <w:abstractNumId w:val="0"/>
   </w:num>
-  <w:num w:numId="2" w16cid:durableId="786051150">
+  <w:num w:numId="2" w16cid:durableId="1952933105">
     <w:abstractNumId w:val="1"/>
   </w:num>
 </w:numbering>
@@ -789,7 +789,7 @@
     <w:link w:val="Balk1Char"/>
     <w:uiPriority w:val="9"/>
     <w:qFormat/>
-    <w:rsid w:val="00854837"/>
+    <w:rsid w:val="009A2648"/>
     <w:pPr>
       <w:keepNext/>
       <w:keepLines/>
@@ -811,7 +811,7 @@
     <w:uiPriority w:val="9"/>
     <w:unhideWhenUsed/>
     <w:qFormat/>
-    <w:rsid w:val="00854837"/>
+    <w:rsid w:val="009A2648"/>
     <w:pPr>
       <w:keepNext/>
       <w:keepLines/>
@@ -834,7 +834,7 @@
     <w:semiHidden/>
     <w:unhideWhenUsed/>
     <w:qFormat/>
-    <w:rsid w:val="00854837"/>
+    <w:rsid w:val="009A2648"/>
     <w:pPr>
       <w:keepNext/>
       <w:keepLines/>
@@ -857,7 +857,7 @@
     <w:semiHidden/>
     <w:unhideWhenUsed/>
     <w:qFormat/>
-    <w:rsid w:val="00854837"/>
+    <w:rsid w:val="009A2648"/>
     <w:pPr>
       <w:keepNext/>
       <w:keepLines/>
@@ -880,7 +880,7 @@
     <w:semiHidden/>
     <w:unhideWhenUsed/>
     <w:qFormat/>
-    <w:rsid w:val="00854837"/>
+    <w:rsid w:val="009A2648"/>
     <w:pPr>
       <w:keepNext/>
       <w:keepLines/>
@@ -901,7 +901,7 @@
     <w:semiHidden/>
     <w:unhideWhenUsed/>
     <w:qFormat/>
-    <w:rsid w:val="00854837"/>
+    <w:rsid w:val="009A2648"/>
     <w:pPr>
       <w:keepNext/>
       <w:keepLines/>
@@ -924,7 +924,7 @@
     <w:semiHidden/>
     <w:unhideWhenUsed/>
     <w:qFormat/>
-    <w:rsid w:val="00854837"/>
+    <w:rsid w:val="009A2648"/>
     <w:pPr>
       <w:keepNext/>
       <w:keepLines/>
@@ -945,7 +945,7 @@
     <w:semiHidden/>
     <w:unhideWhenUsed/>
     <w:qFormat/>
-    <w:rsid w:val="00854837"/>
+    <w:rsid w:val="009A2648"/>
     <w:pPr>
       <w:keepNext/>
       <w:keepLines/>
@@ -968,7 +968,7 @@
     <w:semiHidden/>
     <w:unhideWhenUsed/>
     <w:qFormat/>
-    <w:rsid w:val="00854837"/>
+    <w:rsid w:val="009A2648"/>
     <w:pPr>
       <w:keepNext/>
       <w:keepLines/>
@@ -1012,7 +1012,7 @@
     <w:basedOn w:val="VarsaylanParagrafYazTipi"/>
     <w:link w:val="Balk1"/>
     <w:uiPriority w:val="9"/>
-    <w:rsid w:val="00854837"/>
+    <w:rsid w:val="009A2648"/>
     <w:rPr>
       <w:rFonts w:asciiTheme="majorHAnsi" w:eastAsiaTheme="majorEastAsia" w:hAnsiTheme="majorHAnsi" w:cstheme="majorBidi"/>
       <w:color w:val="2F5496" w:themeColor="accent1" w:themeShade="BF"/>
@@ -1025,7 +1025,7 @@
     <w:basedOn w:val="VarsaylanParagrafYazTipi"/>
     <w:link w:val="Balk2"/>
     <w:uiPriority w:val="9"/>
-    <w:rsid w:val="00854837"/>
+    <w:rsid w:val="009A2648"/>
     <w:rPr>
       <w:rFonts w:asciiTheme="majorHAnsi" w:eastAsiaTheme="majorEastAsia" w:hAnsiTheme="majorHAnsi" w:cstheme="majorBidi"/>
       <w:color w:val="2F5496" w:themeColor="accent1" w:themeShade="BF"/>
@@ -1039,7 +1039,7 @@
     <w:link w:val="Balk3"/>
     <w:uiPriority w:val="9"/>
     <w:semiHidden/>
-    <w:rsid w:val="00854837"/>
+    <w:rsid w:val="009A2648"/>
     <w:rPr>
       <w:rFonts w:eastAsiaTheme="majorEastAsia" w:cstheme="majorBidi"/>
       <w:color w:val="2F5496" w:themeColor="accent1" w:themeShade="BF"/>
@@ -1053,7 +1053,7 @@
     <w:link w:val="Balk4"/>
     <w:uiPriority w:val="9"/>
     <w:semiHidden/>
-    <w:rsid w:val="00854837"/>
+    <w:rsid w:val="009A2648"/>
     <w:rPr>
       <w:rFonts w:eastAsiaTheme="majorEastAsia" w:cstheme="majorBidi"/>
       <w:i/>
@@ -1067,7 +1067,7 @@
     <w:link w:val="Balk5"/>
     <w:uiPriority w:val="9"/>
     <w:semiHidden/>
-    <w:rsid w:val="00854837"/>
+    <w:rsid w:val="009A2648"/>
     <w:rPr>
       <w:rFonts w:eastAsiaTheme="majorEastAsia" w:cstheme="majorBidi"/>
       <w:color w:val="2F5496" w:themeColor="accent1" w:themeShade="BF"/>
@@ -1079,7 +1079,7 @@
     <w:link w:val="Balk6"/>
     <w:uiPriority w:val="9"/>
     <w:semiHidden/>
-    <w:rsid w:val="00854837"/>
+    <w:rsid w:val="009A2648"/>
     <w:rPr>
       <w:rFonts w:eastAsiaTheme="majorEastAsia" w:cstheme="majorBidi"/>
       <w:i/>
@@ -1093,7 +1093,7 @@
     <w:link w:val="Balk7"/>
     <w:uiPriority w:val="9"/>
     <w:semiHidden/>
-    <w:rsid w:val="00854837"/>
+    <w:rsid w:val="009A2648"/>
     <w:rPr>
       <w:rFonts w:eastAsiaTheme="majorEastAsia" w:cstheme="majorBidi"/>
       <w:color w:val="595959" w:themeColor="text1" w:themeTint="A6"/>
@@ -1105,7 +1105,7 @@
     <w:link w:val="Balk8"/>
     <w:uiPriority w:val="9"/>
     <w:semiHidden/>
-    <w:rsid w:val="00854837"/>
+    <w:rsid w:val="009A2648"/>
     <w:rPr>
       <w:rFonts w:eastAsiaTheme="majorEastAsia" w:cstheme="majorBidi"/>
       <w:i/>
@@ -1119,7 +1119,7 @@
     <w:link w:val="Balk9"/>
     <w:uiPriority w:val="9"/>
     <w:semiHidden/>
-    <w:rsid w:val="00854837"/>
+    <w:rsid w:val="009A2648"/>
     <w:rPr>
       <w:rFonts w:eastAsiaTheme="majorEastAsia" w:cstheme="majorBidi"/>
       <w:color w:val="272727" w:themeColor="text1" w:themeTint="D8"/>
@@ -1132,7 +1132,7 @@
     <w:link w:val="KonuBalChar"/>
     <w:uiPriority w:val="10"/>
     <w:qFormat/>
-    <w:rsid w:val="00854837"/>
+    <w:rsid w:val="009A2648"/>
     <w:pPr>
       <w:spacing w:after="80" w:line="240" w:lineRule="auto"/>
       <w:contextualSpacing/>
@@ -1150,7 +1150,7 @@
     <w:basedOn w:val="VarsaylanParagrafYazTipi"/>
     <w:link w:val="KonuBal"/>
     <w:uiPriority w:val="10"/>
-    <w:rsid w:val="00854837"/>
+    <w:rsid w:val="009A2648"/>
     <w:rPr>
       <w:rFonts w:asciiTheme="majorHAnsi" w:eastAsiaTheme="majorEastAsia" w:hAnsiTheme="majorHAnsi" w:cstheme="majorBidi"/>
       <w:spacing w:val="-10"/>
@@ -1166,7 +1166,7 @@
     <w:link w:val="AltyazChar"/>
     <w:uiPriority w:val="11"/>
     <w:qFormat/>
-    <w:rsid w:val="00854837"/>
+    <w:rsid w:val="009A2648"/>
     <w:pPr>
       <w:numPr>
         <w:ilvl w:val="1"/>
@@ -1185,7 +1185,7 @@
     <w:basedOn w:val="VarsaylanParagrafYazTipi"/>
     <w:link w:val="Altyaz"/>
     <w:uiPriority w:val="11"/>
-    <w:rsid w:val="00854837"/>
+    <w:rsid w:val="009A2648"/>
     <w:rPr>
       <w:rFonts w:eastAsiaTheme="majorEastAsia" w:cstheme="majorBidi"/>
       <w:color w:val="595959" w:themeColor="text1" w:themeTint="A6"/>
@@ -1201,7 +1201,7 @@
     <w:link w:val="AlntChar"/>
     <w:uiPriority w:val="29"/>
     <w:qFormat/>
-    <w:rsid w:val="00854837"/>
+    <w:rsid w:val="009A2648"/>
     <w:pPr>
       <w:spacing w:before="160"/>
       <w:jc w:val="center"/>
@@ -1217,7 +1217,7 @@
     <w:basedOn w:val="VarsaylanParagrafYazTipi"/>
     <w:link w:val="Alnt"/>
     <w:uiPriority w:val="29"/>
-    <w:rsid w:val="00854837"/>
+    <w:rsid w:val="009A2648"/>
     <w:rPr>
       <w:i/>
       <w:iCs/>
@@ -1229,7 +1229,7 @@
     <w:basedOn w:val="Normal"/>
     <w:uiPriority w:val="34"/>
     <w:qFormat/>
-    <w:rsid w:val="00854837"/>
+    <w:rsid w:val="009A2648"/>
     <w:pPr>
       <w:ind w:left="720"/>
       <w:contextualSpacing/>
@@ -1240,7 +1240,7 @@
     <w:basedOn w:val="VarsaylanParagrafYazTipi"/>
     <w:uiPriority w:val="21"/>
     <w:qFormat/>
-    <w:rsid w:val="00854837"/>
+    <w:rsid w:val="009A2648"/>
     <w:rPr>
       <w:i/>
       <w:iCs/>
@@ -1254,7 +1254,7 @@
     <w:link w:val="GlAlntChar"/>
     <w:uiPriority w:val="30"/>
     <w:qFormat/>
-    <w:rsid w:val="00854837"/>
+    <w:rsid w:val="009A2648"/>
     <w:pPr>
       <w:pBdr>
         <w:top w:val="single" w:sz="4" w:space="10" w:color="2F5496" w:themeColor="accent1" w:themeShade="BF"/>
@@ -1275,7 +1275,7 @@
     <w:basedOn w:val="VarsaylanParagrafYazTipi"/>
     <w:link w:val="GlAlnt"/>
     <w:uiPriority w:val="30"/>
-    <w:rsid w:val="00854837"/>
+    <w:rsid w:val="009A2648"/>
     <w:rPr>
       <w:i/>
       <w:iCs/>
@@ -1287,7 +1287,7 @@
     <w:basedOn w:val="VarsaylanParagrafYazTipi"/>
     <w:uiPriority w:val="32"/>
     <w:qFormat/>
-    <w:rsid w:val="00854837"/>
+    <w:rsid w:val="009A2648"/>
     <w:rPr>
       <w:b/>
       <w:bCs/>
